--- a/docs/CB-001_심사결과_콜백_상세명세.docx
+++ b/docs/CB-001_심사결과_콜백_상세명세.docx
@@ -1,6 +1,6 @@
 
 <file path=word/document.xml><?xml version="1.0" encoding="utf-8"?>
-<w:document xmlns:wpc="http://schemas.microsoft.com/office/word/2010/wordprocessingCanvas" xmlns:mo="http://schemas.microsoft.com/office/mac/office/2008/main" xmlns:mc="http://schemas.openxmlformats.org/markup-compatibility/2006" xmlns:mv="urn:schemas-microsoft-com:mac:vml" xmlns:o="urn:schemas-microsoft-com:office:office" xmlns:r="http://schemas.openxmlformats.org/officeDocument/2006/relationships" xmlns:m="http://schemas.openxmlformats.org/officeDocument/2006/math" xmlns:v="urn:schemas-microsoft-com:vml" xmlns:wp14="http://schemas.microsoft.com/office/word/2010/wordprocessingDrawing" xmlns:wp="http://schemas.openxmlformats.org/drawingml/2006/wordprocessingDrawing" xmlns:w10="urn:schemas-microsoft-com:office:word" xmlns:w="http://schemas.openxmlformats.org/wordprocessingml/2006/main" xmlns:w14="http://schemas.microsoft.com/office/word/2010/wordml" xmlns:wpg="http://schemas.microsoft.com/office/word/2010/wordprocessingGroup" xmlns:wpi="http://schemas.microsoft.com/office/word/2010/wordprocessingInk" xmlns:wne="http://schemas.microsoft.com/office/word/2006/wordml" xmlns:wps="http://schemas.microsoft.com/office/word/2010/wordprocessingShape" mc:Ignorable="w14 wp14">
+<w:document xmlns:ns1="http://schemas.openxmlformats.org/markup-compatibility/2006" xmlns:ns2="http://schemas.openxmlformats.org/officeDocument/2006/relationships" xmlns:w="http://schemas.openxmlformats.org/wordprocessingml/2006/main" ns1:Ignorable="w14 wp14">
   <w:body>
     <w:p>
       <w:pPr>
@@ -300,14 +300,6 @@
         <w:br/>
         <w:t xml:space="preserve">  reasons: Reasons | null;</w:t>
         <w:br/>
-        <w:t xml:space="preserve">  modelVersion: string;</w:t>
-        <w:br/>
-        <w:t xml:space="preserve">  promptVersion: string;</w:t>
-        <w:br/>
-        <w:t xml:space="preserve">  costUsd: number;</w:t>
-        <w:br/>
-        <w:t xml:space="preserve">  latencyMs: number;</w:t>
-        <w:br/>
         <w:t xml:space="preserve">  dryRun: boolean;                  // 현재 false</w:t>
         <w:br/>
         <w:t>};</w:t>
@@ -353,8 +345,8 @@
     <w:p>
       <w:pPr>
         <w:sectPr>
-          <w:headerReference w:type="default" r:id="rId9"/>
-          <w:footerReference w:type="default" r:id="rId10"/>
+          <w:headerReference w:type="default" ns2:id="rId9"/>
+          <w:footerReference w:type="default" ns2:id="rId10"/>
           <w:pgSz w:w="12240" w:h="15840"/>
           <w:pgMar w:top="1440" w:right="1440" w:bottom="1440" w:left="1440" w:header="708" w:footer="708" w:gutter="0"/>
           <w:cols w:space="720"/>
@@ -1309,338 +1301,6 @@
                 <w:color w:val="222222"/>
                 <w:sz w:val="17"/>
               </w:rPr>
-              <w:t>modelVersion</w:t>
-            </w:r>
-          </w:p>
-        </w:tc>
-        <w:tc>
-          <w:tcPr>
-            <w:tcW w:type="dxa" w:w="1800"/>
-            <w:tcMar>
-              <w:top w:w="80" w:type="dxa"/>
-              <w:start w:w="120" w:type="dxa"/>
-              <w:bottom w:w="80" w:type="dxa"/>
-              <w:end w:w="120" w:type="dxa"/>
-            </w:tcMar>
-            <w:vAlign w:val="center"/>
-          </w:tcPr>
-          <w:p>
-            <w:pPr>
-              <w:spacing w:before="0" w:after="0" w:line="252" w:lineRule="auto"/>
-            </w:pPr>
-            <w:r>
-              <w:rPr>
-                <w:rFonts w:ascii="Nanum Gothic" w:hAnsi="Nanum Gothic" w:eastAsia="Nanum Gothic" w:cs="Nanum Gothic"/>
-                <w:b w:val="0"/>
-                <w:i w:val="0"/>
-                <w:color w:val="222222"/>
-                <w:sz w:val="17"/>
-              </w:rPr>
-              <w:t>string</w:t>
-            </w:r>
-          </w:p>
-        </w:tc>
-        <w:tc>
-          <w:tcPr>
-            <w:tcW w:type="dxa" w:w="5460"/>
-            <w:tcMar>
-              <w:top w:w="80" w:type="dxa"/>
-              <w:start w:w="120" w:type="dxa"/>
-              <w:bottom w:w="80" w:type="dxa"/>
-              <w:end w:w="120" w:type="dxa"/>
-            </w:tcMar>
-            <w:vAlign w:val="center"/>
-          </w:tcPr>
-          <w:p>
-            <w:pPr>
-              <w:spacing w:before="0" w:after="0" w:line="252" w:lineRule="auto"/>
-            </w:pPr>
-            <w:r>
-              <w:rPr>
-                <w:rFonts w:ascii="Nanum Gothic" w:hAnsi="Nanum Gothic" w:eastAsia="Nanum Gothic" w:cs="Nanum Gothic"/>
-                <w:b w:val="0"/>
-                <w:i w:val="0"/>
-                <w:color w:val="222222"/>
-                <w:sz w:val="17"/>
-              </w:rPr>
-              <w:t>최종 판정 모델명. 판정 단계를 건너뛰면 현재 fallback 값 mock.</w:t>
-            </w:r>
-          </w:p>
-        </w:tc>
-      </w:tr>
-      <w:tr>
-        <w:tc>
-          <w:tcPr>
-            <w:tcW w:type="dxa" w:w="2100"/>
-            <w:tcMar>
-              <w:top w:w="80" w:type="dxa"/>
-              <w:start w:w="120" w:type="dxa"/>
-              <w:bottom w:w="80" w:type="dxa"/>
-              <w:end w:w="120" w:type="dxa"/>
-            </w:tcMar>
-            <w:vAlign w:val="center"/>
-          </w:tcPr>
-          <w:p>
-            <w:pPr>
-              <w:spacing w:before="0" w:after="0" w:line="252" w:lineRule="auto"/>
-            </w:pPr>
-            <w:r>
-              <w:rPr>
-                <w:rFonts w:ascii="Nanum Gothic" w:hAnsi="Nanum Gothic" w:eastAsia="Nanum Gothic" w:cs="Nanum Gothic"/>
-                <w:b w:val="0"/>
-                <w:i w:val="0"/>
-                <w:color w:val="222222"/>
-                <w:sz w:val="17"/>
-              </w:rPr>
-              <w:t>promptVersion</w:t>
-            </w:r>
-          </w:p>
-        </w:tc>
-        <w:tc>
-          <w:tcPr>
-            <w:tcW w:type="dxa" w:w="1800"/>
-            <w:tcMar>
-              <w:top w:w="80" w:type="dxa"/>
-              <w:start w:w="120" w:type="dxa"/>
-              <w:bottom w:w="80" w:type="dxa"/>
-              <w:end w:w="120" w:type="dxa"/>
-            </w:tcMar>
-            <w:vAlign w:val="center"/>
-          </w:tcPr>
-          <w:p>
-            <w:pPr>
-              <w:spacing w:before="0" w:after="0" w:line="252" w:lineRule="auto"/>
-            </w:pPr>
-            <w:r>
-              <w:rPr>
-                <w:rFonts w:ascii="Nanum Gothic" w:hAnsi="Nanum Gothic" w:eastAsia="Nanum Gothic" w:cs="Nanum Gothic"/>
-                <w:b w:val="0"/>
-                <w:i w:val="0"/>
-                <w:color w:val="222222"/>
-                <w:sz w:val="17"/>
-              </w:rPr>
-              <w:t>string</w:t>
-            </w:r>
-          </w:p>
-        </w:tc>
-        <w:tc>
-          <w:tcPr>
-            <w:tcW w:type="dxa" w:w="5460"/>
-            <w:tcMar>
-              <w:top w:w="80" w:type="dxa"/>
-              <w:start w:w="120" w:type="dxa"/>
-              <w:bottom w:w="80" w:type="dxa"/>
-              <w:end w:w="120" w:type="dxa"/>
-            </w:tcMar>
-            <w:vAlign w:val="center"/>
-          </w:tcPr>
-          <w:p>
-            <w:pPr>
-              <w:spacing w:before="0" w:after="0" w:line="252" w:lineRule="auto"/>
-            </w:pPr>
-            <w:r>
-              <w:rPr>
-                <w:rFonts w:ascii="Nanum Gothic" w:hAnsi="Nanum Gothic" w:eastAsia="Nanum Gothic" w:cs="Nanum Gothic"/>
-                <w:b w:val="0"/>
-                <w:i w:val="0"/>
-                <w:color w:val="222222"/>
-                <w:sz w:val="17"/>
-              </w:rPr>
-              <w:t>최종 판정 프롬프트 버전. fallback은 review/v1.</w:t>
-            </w:r>
-          </w:p>
-        </w:tc>
-      </w:tr>
-      <w:tr>
-        <w:tc>
-          <w:tcPr>
-            <w:tcW w:type="dxa" w:w="2100"/>
-            <w:tcMar>
-              <w:top w:w="80" w:type="dxa"/>
-              <w:start w:w="120" w:type="dxa"/>
-              <w:bottom w:w="80" w:type="dxa"/>
-              <w:end w:w="120" w:type="dxa"/>
-            </w:tcMar>
-            <w:vAlign w:val="center"/>
-          </w:tcPr>
-          <w:p>
-            <w:pPr>
-              <w:spacing w:before="0" w:after="0" w:line="252" w:lineRule="auto"/>
-            </w:pPr>
-            <w:r>
-              <w:rPr>
-                <w:rFonts w:ascii="Nanum Gothic" w:hAnsi="Nanum Gothic" w:eastAsia="Nanum Gothic" w:cs="Nanum Gothic"/>
-                <w:b w:val="0"/>
-                <w:i w:val="0"/>
-                <w:color w:val="222222"/>
-                <w:sz w:val="17"/>
-              </w:rPr>
-              <w:t>costUsd</w:t>
-            </w:r>
-          </w:p>
-        </w:tc>
-        <w:tc>
-          <w:tcPr>
-            <w:tcW w:type="dxa" w:w="1800"/>
-            <w:tcMar>
-              <w:top w:w="80" w:type="dxa"/>
-              <w:start w:w="120" w:type="dxa"/>
-              <w:bottom w:w="80" w:type="dxa"/>
-              <w:end w:w="120" w:type="dxa"/>
-            </w:tcMar>
-            <w:vAlign w:val="center"/>
-          </w:tcPr>
-          <w:p>
-            <w:pPr>
-              <w:spacing w:before="0" w:after="0" w:line="252" w:lineRule="auto"/>
-            </w:pPr>
-            <w:r>
-              <w:rPr>
-                <w:rFonts w:ascii="Nanum Gothic" w:hAnsi="Nanum Gothic" w:eastAsia="Nanum Gothic" w:cs="Nanum Gothic"/>
-                <w:b w:val="0"/>
-                <w:i w:val="0"/>
-                <w:color w:val="222222"/>
-                <w:sz w:val="17"/>
-              </w:rPr>
-              <w:t>number</w:t>
-            </w:r>
-          </w:p>
-        </w:tc>
-        <w:tc>
-          <w:tcPr>
-            <w:tcW w:type="dxa" w:w="5460"/>
-            <w:tcMar>
-              <w:top w:w="80" w:type="dxa"/>
-              <w:start w:w="120" w:type="dxa"/>
-              <w:bottom w:w="80" w:type="dxa"/>
-              <w:end w:w="120" w:type="dxa"/>
-            </w:tcMar>
-            <w:vAlign w:val="center"/>
-          </w:tcPr>
-          <w:p>
-            <w:pPr>
-              <w:spacing w:before="0" w:after="0" w:line="252" w:lineRule="auto"/>
-            </w:pPr>
-            <w:r>
-              <w:rPr>
-                <w:rFonts w:ascii="Nanum Gothic" w:hAnsi="Nanum Gothic" w:eastAsia="Nanum Gothic" w:cs="Nanum Gothic"/>
-                <w:b w:val="0"/>
-                <w:i w:val="0"/>
-                <w:color w:val="222222"/>
-                <w:sz w:val="17"/>
-              </w:rPr>
-              <w:t>해당 심사에서 발생한 전체 LLM 호출 비용 합계(USD).</w:t>
-            </w:r>
-          </w:p>
-        </w:tc>
-      </w:tr>
-      <w:tr>
-        <w:tc>
-          <w:tcPr>
-            <w:tcW w:type="dxa" w:w="2100"/>
-            <w:tcMar>
-              <w:top w:w="80" w:type="dxa"/>
-              <w:start w:w="120" w:type="dxa"/>
-              <w:bottom w:w="80" w:type="dxa"/>
-              <w:end w:w="120" w:type="dxa"/>
-            </w:tcMar>
-            <w:vAlign w:val="center"/>
-          </w:tcPr>
-          <w:p>
-            <w:pPr>
-              <w:spacing w:before="0" w:after="0" w:line="252" w:lineRule="auto"/>
-            </w:pPr>
-            <w:r>
-              <w:rPr>
-                <w:rFonts w:ascii="Nanum Gothic" w:hAnsi="Nanum Gothic" w:eastAsia="Nanum Gothic" w:cs="Nanum Gothic"/>
-                <w:b w:val="0"/>
-                <w:i w:val="0"/>
-                <w:color w:val="222222"/>
-                <w:sz w:val="17"/>
-              </w:rPr>
-              <w:t>latencyMs</w:t>
-            </w:r>
-          </w:p>
-        </w:tc>
-        <w:tc>
-          <w:tcPr>
-            <w:tcW w:type="dxa" w:w="1800"/>
-            <w:tcMar>
-              <w:top w:w="80" w:type="dxa"/>
-              <w:start w:w="120" w:type="dxa"/>
-              <w:bottom w:w="80" w:type="dxa"/>
-              <w:end w:w="120" w:type="dxa"/>
-            </w:tcMar>
-            <w:vAlign w:val="center"/>
-          </w:tcPr>
-          <w:p>
-            <w:pPr>
-              <w:spacing w:before="0" w:after="0" w:line="252" w:lineRule="auto"/>
-            </w:pPr>
-            <w:r>
-              <w:rPr>
-                <w:rFonts w:ascii="Nanum Gothic" w:hAnsi="Nanum Gothic" w:eastAsia="Nanum Gothic" w:cs="Nanum Gothic"/>
-                <w:b w:val="0"/>
-                <w:i w:val="0"/>
-                <w:color w:val="222222"/>
-                <w:sz w:val="17"/>
-              </w:rPr>
-              <w:t>integer</w:t>
-            </w:r>
-          </w:p>
-        </w:tc>
-        <w:tc>
-          <w:tcPr>
-            <w:tcW w:type="dxa" w:w="5460"/>
-            <w:tcMar>
-              <w:top w:w="80" w:type="dxa"/>
-              <w:start w:w="120" w:type="dxa"/>
-              <w:bottom w:w="80" w:type="dxa"/>
-              <w:end w:w="120" w:type="dxa"/>
-            </w:tcMar>
-            <w:vAlign w:val="center"/>
-          </w:tcPr>
-          <w:p>
-            <w:pPr>
-              <w:spacing w:before="0" w:after="0" w:line="252" w:lineRule="auto"/>
-            </w:pPr>
-            <w:r>
-              <w:rPr>
-                <w:rFonts w:ascii="Nanum Gothic" w:hAnsi="Nanum Gothic" w:eastAsia="Nanum Gothic" w:cs="Nanum Gothic"/>
-                <w:b w:val="0"/>
-                <w:i w:val="0"/>
-                <w:color w:val="222222"/>
-                <w:sz w:val="17"/>
-              </w:rPr>
-              <w:t>심사 처리 시간(ms).</w:t>
-            </w:r>
-          </w:p>
-        </w:tc>
-      </w:tr>
-      <w:tr>
-        <w:tc>
-          <w:tcPr>
-            <w:tcW w:type="dxa" w:w="2100"/>
-            <w:tcMar>
-              <w:top w:w="80" w:type="dxa"/>
-              <w:start w:w="120" w:type="dxa"/>
-              <w:bottom w:w="80" w:type="dxa"/>
-              <w:end w:w="120" w:type="dxa"/>
-            </w:tcMar>
-            <w:vAlign w:val="center"/>
-          </w:tcPr>
-          <w:p>
-            <w:pPr>
-              <w:spacing w:before="0" w:after="0" w:line="252" w:lineRule="auto"/>
-            </w:pPr>
-            <w:r>
-              <w:rPr>
-                <w:rFonts w:ascii="Nanum Gothic" w:hAnsi="Nanum Gothic" w:eastAsia="Nanum Gothic" w:cs="Nanum Gothic"/>
-                <w:b w:val="0"/>
-                <w:i w:val="0"/>
-                <w:color w:val="222222"/>
-                <w:sz w:val="17"/>
-              </w:rPr>
               <w:t>dryRun</w:t>
             </w:r>
           </w:p>
@@ -1716,6 +1376,18 @@
           <w:sz w:val="22"/>
         </w:rPr>
         <w:t>필수성: 모델 생성 시 필수인 값은 jobId, expenseId, teamId, verdict다. 다만 현재 직렬화는 기본값을 제외하지 않으므로 실제 콜백에는 위 최상위 키가 모두 포함된다. suggestedCategory, confidence, reasons는 null일 수 있다.</w:t>
+      </w:r>
+    </w:p>
+    <w:p>
+      <w:r>
+        <w:rPr>
+          <w:rFonts w:ascii="Nanum Gothic" w:hAnsi="Nanum Gothic" w:eastAsia="Nanum Gothic" w:cs="Nanum Gothic"/>
+          <w:b w:val="0"/>
+          <w:i w:val="0"/>
+          <w:color w:val="222222"/>
+          <w:sz w:val="22"/>
+        </w:rPr>
+        <w:t xml:space="preserve">2026-08-03 변경: modelVersion · promptVersion · costUsd · latencyMs 4개를 콜백에서 제거했습니다(15 → 11키). 지출 상세 화면 어디에서도 쓰이지 않는 관측 전용값이라 보내드릴 이유가 없었습니다. 값 자체는 LLM 서버에 그대로 남아 GET /v1/jobs/{job_id} 의 result로 조회됩니다. 전환 중에는 이 4개가 더 실려 올 수 있으니, 모르는 필드는 무시하도록 파서를 만들어 주세요 — 위 11키는 항상 옵니다.</w:t>
       </w:r>
     </w:p>
     <w:p>
@@ -2479,8 +2151,8 @@
     <w:p>
       <w:pPr>
         <w:sectPr>
-          <w:headerReference w:type="default" r:id="rId11"/>
-          <w:footerReference w:type="default" r:id="rId12"/>
+          <w:headerReference w:type="default" ns2:id="rId11"/>
+          <w:footerReference w:type="default" ns2:id="rId12"/>
           <w:pgSz w:w="12240" w:h="15840"/>
           <w:pgMar w:top="1440" w:right="1440" w:bottom="1440" w:left="1440" w:header="708" w:footer="708" w:gutter="0"/>
           <w:cols w:space="720"/>
@@ -3379,14 +3051,6 @@
         <w:br/>
         <w:t xml:space="preserve">  },</w:t>
         <w:br/>
-        <w:t xml:space="preserve">  "modelVersion": "gpt-4o",</w:t>
-        <w:br/>
-        <w:t xml:space="preserve">  "promptVersion": "adjudicator/v1",</w:t>
-        <w:br/>
-        <w:t xml:space="preserve">  "costUsd": 0.003,</w:t>
-        <w:br/>
-        <w:t xml:space="preserve">  "latencyMs": 3300,</w:t>
-        <w:br/>
         <w:t xml:space="preserve">  "dryRun": false</w:t>
         <w:br/>
         <w:t>}</w:t>
@@ -3395,8 +3059,8 @@
     <w:p>
       <w:pPr>
         <w:sectPr>
-          <w:headerReference w:type="default" r:id="rId13"/>
-          <w:footerReference w:type="default" r:id="rId14"/>
+          <w:headerReference w:type="default" ns2:id="rId13"/>
+          <w:footerReference w:type="default" ns2:id="rId14"/>
           <w:pgSz w:w="12240" w:h="15840"/>
           <w:pgMar w:top="1440" w:right="1440" w:bottom="1440" w:left="1440" w:header="708" w:footer="708" w:gutter="0"/>
           <w:cols w:space="720"/>
@@ -3467,14 +3131,6 @@
         <w:t xml:space="preserve">    "admin": "영수증-청구 불일치: amount(청구 40000 / 영수증 25000)"</w:t>
         <w:br/>
         <w:t xml:space="preserve">  },</w:t>
-        <w:br/>
-        <w:t xml:space="preserve">  "modelVersion": "mock",</w:t>
-        <w:br/>
-        <w:t xml:space="preserve">  "promptVersion": "review/v1",</w:t>
-        <w:br/>
-        <w:t xml:space="preserve">  "costUsd": 0.0,</w:t>
-        <w:br/>
-        <w:t xml:space="preserve">  "latencyMs": 1280,</w:t>
         <w:br/>
         <w:t xml:space="preserve">  "dryRun": false</w:t>
         <w:br/>
@@ -4480,8 +4136,8 @@
       </w:tr>
     </w:tbl>
     <w:sectPr>
-      <w:headerReference w:type="default" r:id="rId15"/>
-      <w:footerReference w:type="default" r:id="rId16"/>
+      <w:headerReference w:type="default" ns2:id="rId15"/>
+      <w:footerReference w:type="default" ns2:id="rId16"/>
       <w:pgSz w:w="12240" w:h="15840"/>
       <w:pgMar w:top="1440" w:right="1440" w:bottom="1440" w:left="1440" w:header="708" w:footer="708" w:gutter="0"/>
       <w:cols w:space="720"/>
